--- a/documents/text_classification_pipeline.docx
+++ b/documents/text_classification_pipeline.docx
@@ -25,31 +25,7 @@
           <w:szCs w:val="24"/>
           <w14:ligatures w14:val="none"/>
         </w:rPr>
-        <w:t xml:space="preserve">Core Text </w:t>
-      </w:r>
-      <w:r>
-        <w:rPr>
-          <w:rFonts w:asciiTheme="minorHAnsi" w:eastAsia="Times New Roman" w:hAnsiTheme="minorHAnsi"/>
-          <w:i/>
-          <w:iCs/>
-          <w:kern w:val="0"/>
-          <w:sz w:val="24"/>
-          <w:szCs w:val="24"/>
-          <w14:ligatures w14:val="none"/>
-        </w:rPr>
-        <w:t>C</w:t>
-      </w:r>
-      <w:r>
-        <w:rPr>
-          <w:rFonts w:asciiTheme="minorHAnsi" w:eastAsia="Times New Roman" w:hAnsiTheme="minorHAnsi"/>
-          <w:i/>
-          <w:iCs/>
-          <w:kern w:val="0"/>
-          <w:sz w:val="24"/>
-          <w:szCs w:val="24"/>
-          <w14:ligatures w14:val="none"/>
-        </w:rPr>
-        <w:t>lassification Pipeline for NLP</w:t>
+        <w:t>Core Text Classification Pipeline for NLP</w:t>
       </w:r>
     </w:p>
     <w:p>
@@ -120,7 +96,19 @@
         <w:rPr>
           <w:rFonts w:asciiTheme="majorHAnsi" w:hAnsiTheme="majorHAnsi"/>
         </w:rPr>
-        <w:t>Defining the ML problem type (classification, regression, etc.)</w:t>
+        <w:t>Defining the ML problem type (</w:t>
+      </w:r>
+      <w:r>
+        <w:rPr>
+          <w:rFonts w:asciiTheme="majorHAnsi" w:hAnsiTheme="majorHAnsi"/>
+        </w:rPr>
+        <w:t>C</w:t>
+      </w:r>
+      <w:r>
+        <w:rPr>
+          <w:rFonts w:asciiTheme="majorHAnsi" w:hAnsiTheme="majorHAnsi"/>
+        </w:rPr>
+        <w:t>lassification)</w:t>
       </w:r>
     </w:p>
     <w:p>
@@ -216,13 +204,7 @@
         <w:rPr>
           <w:rFonts w:asciiTheme="majorHAnsi" w:hAnsiTheme="majorHAnsi"/>
         </w:rPr>
-        <w:t xml:space="preserve"> (</w:t>
-      </w:r>
-      <w:r>
-        <w:rPr>
-          <w:rFonts w:asciiTheme="majorHAnsi" w:hAnsiTheme="majorHAnsi"/>
-        </w:rPr>
-        <w:t>INPUT</w:t>
+        <w:t xml:space="preserve"> (INPUT</w:t>
       </w:r>
       <w:r>
         <w:rPr>
@@ -1000,7 +982,193 @@
         <w:rPr>
           <w:rFonts w:asciiTheme="majorHAnsi" w:hAnsiTheme="majorHAnsi"/>
         </w:rPr>
-        <w:t xml:space="preserve"> (Data Source</w:t>
+        <w:t xml:space="preserve"> (Data Source)</w:t>
+      </w:r>
+    </w:p>
+    <w:p>
+      <w:pPr>
+        <w:pStyle w:val="ListParagraph"/>
+        <w:numPr>
+          <w:ilvl w:val="0"/>
+          <w:numId w:val="1"/>
+        </w:numPr>
+        <w:rPr>
+          <w:rFonts w:asciiTheme="majorHAnsi" w:hAnsiTheme="majorHAnsi"/>
+        </w:rPr>
+      </w:pPr>
+      <w:r>
+        <w:rPr>
+          <w:rFonts w:asciiTheme="majorHAnsi" w:hAnsiTheme="majorHAnsi"/>
+        </w:rPr>
+        <w:t xml:space="preserve">Environment Setup and </w:t>
+      </w:r>
+      <w:r>
+        <w:rPr>
+          <w:rFonts w:asciiTheme="majorHAnsi" w:hAnsiTheme="majorHAnsi"/>
+        </w:rPr>
+        <w:t>Library Installation</w:t>
+      </w:r>
+      <w:r>
+        <w:rPr>
+          <w:rFonts w:asciiTheme="majorHAnsi" w:hAnsiTheme="majorHAnsi"/>
+        </w:rPr>
+        <w:t xml:space="preserve"> (IDE Setup)</w:t>
+      </w:r>
+    </w:p>
+    <w:p>
+      <w:pPr>
+        <w:pStyle w:val="ListParagraph"/>
+        <w:numPr>
+          <w:ilvl w:val="0"/>
+          <w:numId w:val="1"/>
+        </w:numPr>
+        <w:rPr>
+          <w:rFonts w:asciiTheme="majorHAnsi" w:hAnsiTheme="majorHAnsi"/>
+        </w:rPr>
+      </w:pPr>
+      <w:r>
+        <w:rPr>
+          <w:rFonts w:asciiTheme="majorHAnsi" w:hAnsiTheme="majorHAnsi"/>
+        </w:rPr>
+        <w:t xml:space="preserve">Data </w:t>
+      </w:r>
+      <w:r>
+        <w:rPr>
+          <w:rFonts w:asciiTheme="majorHAnsi" w:hAnsiTheme="majorHAnsi"/>
+        </w:rPr>
+        <w:t>Loading</w:t>
+      </w:r>
+      <w:r>
+        <w:rPr>
+          <w:rFonts w:asciiTheme="majorHAnsi" w:hAnsiTheme="majorHAnsi"/>
+        </w:rPr>
+        <w:t xml:space="preserve"> and Visualization (</w:t>
+      </w:r>
+      <w:r>
+        <w:rPr>
+          <w:rFonts w:asciiTheme="majorHAnsi" w:hAnsiTheme="majorHAnsi"/>
+        </w:rPr>
+        <w:t xml:space="preserve">Data </w:t>
+      </w:r>
+      <w:r>
+        <w:rPr>
+          <w:rFonts w:asciiTheme="majorHAnsi" w:hAnsiTheme="majorHAnsi"/>
+        </w:rPr>
+        <w:t>Understanding)</w:t>
+      </w:r>
+    </w:p>
+    <w:p>
+      <w:pPr>
+        <w:pStyle w:val="ListParagraph"/>
+        <w:numPr>
+          <w:ilvl w:val="1"/>
+          <w:numId w:val="1"/>
+        </w:numPr>
+        <w:rPr>
+          <w:rFonts w:asciiTheme="majorHAnsi" w:hAnsiTheme="majorHAnsi"/>
+        </w:rPr>
+      </w:pPr>
+      <w:r>
+        <w:rPr>
+          <w:rFonts w:asciiTheme="majorHAnsi" w:hAnsiTheme="majorHAnsi"/>
+        </w:rPr>
+        <w:t>Analyzing variable types and characteristics</w:t>
+      </w:r>
+    </w:p>
+    <w:p>
+      <w:pPr>
+        <w:pStyle w:val="ListParagraph"/>
+        <w:numPr>
+          <w:ilvl w:val="1"/>
+          <w:numId w:val="1"/>
+        </w:numPr>
+        <w:rPr>
+          <w:rFonts w:asciiTheme="majorHAnsi" w:hAnsiTheme="majorHAnsi"/>
+        </w:rPr>
+      </w:pPr>
+      <w:r>
+        <w:rPr>
+          <w:rFonts w:asciiTheme="majorHAnsi" w:hAnsiTheme="majorHAnsi"/>
+        </w:rPr>
+        <w:t>Understanding data structure and relationships</w:t>
+      </w:r>
+    </w:p>
+    <w:p>
+      <w:pPr>
+        <w:pStyle w:val="ListParagraph"/>
+        <w:numPr>
+          <w:ilvl w:val="1"/>
+          <w:numId w:val="1"/>
+        </w:numPr>
+        <w:rPr>
+          <w:rFonts w:asciiTheme="majorHAnsi" w:hAnsiTheme="majorHAnsi"/>
+        </w:rPr>
+      </w:pPr>
+      <w:r>
+        <w:rPr>
+          <w:rFonts w:asciiTheme="majorHAnsi" w:hAnsiTheme="majorHAnsi"/>
+        </w:rPr>
+        <w:t>Assessing data quality and completeness</w:t>
+      </w:r>
+    </w:p>
+    <w:p>
+      <w:pPr>
+        <w:pStyle w:val="ListParagraph"/>
+        <w:numPr>
+          <w:ilvl w:val="0"/>
+          <w:numId w:val="1"/>
+        </w:numPr>
+        <w:rPr>
+          <w:rFonts w:asciiTheme="majorHAnsi" w:hAnsiTheme="majorHAnsi"/>
+        </w:rPr>
+      </w:pPr>
+      <w:r>
+        <w:rPr>
+          <w:rFonts w:asciiTheme="majorHAnsi" w:hAnsiTheme="majorHAnsi"/>
+        </w:rPr>
+        <w:t>Data Preparation</w:t>
+      </w:r>
+      <w:r>
+        <w:rPr>
+          <w:rFonts w:asciiTheme="majorHAnsi" w:hAnsiTheme="majorHAnsi"/>
+        </w:rPr>
+        <w:t xml:space="preserve"> (P</w:t>
+      </w:r>
+      <w:r>
+        <w:rPr>
+          <w:rFonts w:asciiTheme="majorHAnsi" w:hAnsiTheme="majorHAnsi"/>
+        </w:rPr>
+        <w:t xml:space="preserve">reparing </w:t>
+      </w:r>
+      <w:r>
+        <w:rPr>
+          <w:rFonts w:asciiTheme="majorHAnsi" w:hAnsiTheme="majorHAnsi"/>
+        </w:rPr>
+        <w:t>R</w:t>
+      </w:r>
+      <w:r>
+        <w:rPr>
+          <w:rFonts w:asciiTheme="majorHAnsi" w:hAnsiTheme="majorHAnsi"/>
+        </w:rPr>
+        <w:t xml:space="preserve">aw </w:t>
+      </w:r>
+      <w:r>
+        <w:rPr>
+          <w:rFonts w:asciiTheme="majorHAnsi" w:hAnsiTheme="majorHAnsi"/>
+        </w:rPr>
+        <w:t>T</w:t>
+      </w:r>
+      <w:r>
+        <w:rPr>
+          <w:rFonts w:asciiTheme="majorHAnsi" w:hAnsiTheme="majorHAnsi"/>
+        </w:rPr>
+        <w:t xml:space="preserve">ext </w:t>
+      </w:r>
+      <w:r>
+        <w:rPr>
+          <w:rFonts w:asciiTheme="majorHAnsi" w:hAnsiTheme="majorHAnsi"/>
+        </w:rPr>
+        <w:t>Data</w:t>
       </w:r>
       <w:r>
         <w:rPr>
@@ -1013,6 +1181,366 @@
       <w:pPr>
         <w:pStyle w:val="ListParagraph"/>
         <w:numPr>
+          <w:ilvl w:val="1"/>
+          <w:numId w:val="1"/>
+        </w:numPr>
+        <w:rPr>
+          <w:rFonts w:asciiTheme="majorHAnsi" w:hAnsiTheme="majorHAnsi"/>
+        </w:rPr>
+      </w:pPr>
+      <w:r>
+        <w:rPr>
+          <w:rFonts w:asciiTheme="majorHAnsi" w:hAnsiTheme="majorHAnsi"/>
+        </w:rPr>
+        <w:t>Data Text Cleaning</w:t>
+      </w:r>
+      <w:r>
+        <w:rPr>
+          <w:rFonts w:asciiTheme="majorHAnsi" w:hAnsiTheme="majorHAnsi"/>
+        </w:rPr>
+        <w:t xml:space="preserve"> (</w:t>
+      </w:r>
+      <w:r>
+        <w:rPr>
+          <w:rFonts w:asciiTheme="majorHAnsi" w:hAnsiTheme="majorHAnsi"/>
+        </w:rPr>
+        <w:t>Noise Reduction</w:t>
+      </w:r>
+      <w:r>
+        <w:rPr>
+          <w:rFonts w:asciiTheme="majorHAnsi" w:hAnsiTheme="majorHAnsi"/>
+        </w:rPr>
+        <w:t>)</w:t>
+      </w:r>
+    </w:p>
+    <w:p>
+      <w:pPr>
+        <w:pStyle w:val="ListParagraph"/>
+        <w:numPr>
+          <w:ilvl w:val="2"/>
+          <w:numId w:val="1"/>
+        </w:numPr>
+        <w:rPr>
+          <w:rFonts w:asciiTheme="majorHAnsi" w:hAnsiTheme="majorHAnsi"/>
+        </w:rPr>
+      </w:pPr>
+      <w:r>
+        <w:rPr>
+          <w:rFonts w:asciiTheme="majorHAnsi" w:hAnsiTheme="majorHAnsi"/>
+        </w:rPr>
+        <w:t>Converting to lowercase</w:t>
+      </w:r>
+      <w:r>
+        <w:rPr>
+          <w:rFonts w:asciiTheme="majorHAnsi" w:hAnsiTheme="majorHAnsi"/>
+        </w:rPr>
+        <w:t>.</w:t>
+      </w:r>
+    </w:p>
+    <w:p>
+      <w:pPr>
+        <w:pStyle w:val="ListParagraph"/>
+        <w:numPr>
+          <w:ilvl w:val="2"/>
+          <w:numId w:val="1"/>
+        </w:numPr>
+        <w:rPr>
+          <w:rFonts w:asciiTheme="majorHAnsi" w:hAnsiTheme="majorHAnsi"/>
+        </w:rPr>
+      </w:pPr>
+      <w:r>
+        <w:rPr>
+          <w:rFonts w:asciiTheme="majorHAnsi" w:hAnsiTheme="majorHAnsi"/>
+        </w:rPr>
+        <w:t>Removing HTML tags.</w:t>
+      </w:r>
+    </w:p>
+    <w:p>
+      <w:pPr>
+        <w:pStyle w:val="ListParagraph"/>
+        <w:numPr>
+          <w:ilvl w:val="2"/>
+          <w:numId w:val="1"/>
+        </w:numPr>
+        <w:rPr>
+          <w:rFonts w:asciiTheme="majorHAnsi" w:hAnsiTheme="majorHAnsi"/>
+        </w:rPr>
+      </w:pPr>
+      <w:r>
+        <w:rPr>
+          <w:rFonts w:asciiTheme="majorHAnsi" w:hAnsiTheme="majorHAnsi"/>
+        </w:rPr>
+        <w:t>Removing URLs.</w:t>
+      </w:r>
+    </w:p>
+    <w:p>
+      <w:pPr>
+        <w:pStyle w:val="ListParagraph"/>
+        <w:numPr>
+          <w:ilvl w:val="2"/>
+          <w:numId w:val="1"/>
+        </w:numPr>
+        <w:rPr>
+          <w:rFonts w:asciiTheme="majorHAnsi" w:hAnsiTheme="majorHAnsi"/>
+        </w:rPr>
+      </w:pPr>
+      <w:r>
+        <w:rPr>
+          <w:rFonts w:asciiTheme="majorHAnsi" w:hAnsiTheme="majorHAnsi"/>
+        </w:rPr>
+        <w:t>Removing punctuation.</w:t>
+      </w:r>
+    </w:p>
+    <w:p>
+      <w:pPr>
+        <w:pStyle w:val="ListParagraph"/>
+        <w:numPr>
+          <w:ilvl w:val="2"/>
+          <w:numId w:val="1"/>
+        </w:numPr>
+        <w:rPr>
+          <w:rFonts w:asciiTheme="majorHAnsi" w:hAnsiTheme="majorHAnsi"/>
+        </w:rPr>
+      </w:pPr>
+      <w:r>
+        <w:rPr>
+          <w:rFonts w:asciiTheme="majorHAnsi" w:hAnsiTheme="majorHAnsi"/>
+        </w:rPr>
+        <w:t>Removing non-word and non-whitespace characters</w:t>
+      </w:r>
+    </w:p>
+    <w:p>
+      <w:pPr>
+        <w:pStyle w:val="ListParagraph"/>
+        <w:numPr>
+          <w:ilvl w:val="2"/>
+          <w:numId w:val="1"/>
+        </w:numPr>
+        <w:rPr>
+          <w:rFonts w:asciiTheme="majorHAnsi" w:hAnsiTheme="majorHAnsi"/>
+        </w:rPr>
+      </w:pPr>
+      <w:r>
+        <w:rPr>
+          <w:rFonts w:asciiTheme="majorHAnsi" w:hAnsiTheme="majorHAnsi"/>
+        </w:rPr>
+        <w:t>Chat Words Treatment.</w:t>
+      </w:r>
+    </w:p>
+    <w:p>
+      <w:pPr>
+        <w:pStyle w:val="ListParagraph"/>
+        <w:numPr>
+          <w:ilvl w:val="2"/>
+          <w:numId w:val="1"/>
+        </w:numPr>
+        <w:rPr>
+          <w:rFonts w:asciiTheme="majorHAnsi" w:hAnsiTheme="majorHAnsi"/>
+        </w:rPr>
+      </w:pPr>
+      <w:r>
+        <w:rPr>
+          <w:rFonts w:asciiTheme="majorHAnsi" w:hAnsiTheme="majorHAnsi"/>
+        </w:rPr>
+        <w:t>Handling Emojis</w:t>
+      </w:r>
+    </w:p>
+    <w:p>
+      <w:pPr>
+        <w:pStyle w:val="ListParagraph"/>
+        <w:numPr>
+          <w:ilvl w:val="2"/>
+          <w:numId w:val="1"/>
+        </w:numPr>
+        <w:rPr>
+          <w:rFonts w:asciiTheme="majorHAnsi" w:hAnsiTheme="majorHAnsi"/>
+        </w:rPr>
+      </w:pPr>
+      <w:r>
+        <w:rPr>
+          <w:rFonts w:asciiTheme="majorHAnsi" w:hAnsiTheme="majorHAnsi"/>
+        </w:rPr>
+        <w:t>Spelling Correction.</w:t>
+      </w:r>
+    </w:p>
+    <w:p>
+      <w:pPr>
+        <w:pStyle w:val="ListParagraph"/>
+        <w:numPr>
+          <w:ilvl w:val="2"/>
+          <w:numId w:val="1"/>
+        </w:numPr>
+        <w:rPr>
+          <w:rFonts w:asciiTheme="majorHAnsi" w:hAnsiTheme="majorHAnsi"/>
+        </w:rPr>
+      </w:pPr>
+      <w:r>
+        <w:rPr>
+          <w:rFonts w:asciiTheme="majorHAnsi" w:hAnsiTheme="majorHAnsi"/>
+        </w:rPr>
+        <w:t>Removing digits</w:t>
+      </w:r>
+    </w:p>
+    <w:p>
+      <w:pPr>
+        <w:pStyle w:val="ListParagraph"/>
+        <w:numPr>
+          <w:ilvl w:val="2"/>
+          <w:numId w:val="1"/>
+        </w:numPr>
+        <w:rPr>
+          <w:rFonts w:asciiTheme="majorHAnsi" w:hAnsiTheme="majorHAnsi"/>
+        </w:rPr>
+      </w:pPr>
+      <w:r>
+        <w:rPr>
+          <w:rFonts w:asciiTheme="majorHAnsi" w:hAnsiTheme="majorHAnsi"/>
+        </w:rPr>
+        <w:t>Handling ChatWords</w:t>
+      </w:r>
+      <w:r>
+        <w:rPr>
+          <w:rFonts w:asciiTheme="majorHAnsi" w:hAnsiTheme="majorHAnsi"/>
+        </w:rPr>
+        <w:t xml:space="preserve"> (</w:t>
+      </w:r>
+      <w:r>
+        <w:rPr>
+          <w:rFonts w:asciiTheme="majorHAnsi" w:hAnsiTheme="majorHAnsi"/>
+        </w:rPr>
+        <w:t xml:space="preserve">Dimensionality Reduction </w:t>
+      </w:r>
+      <w:r>
+        <w:rPr>
+          <w:rFonts w:asciiTheme="majorHAnsi" w:hAnsiTheme="majorHAnsi"/>
+        </w:rPr>
+        <w:t>)</w:t>
+      </w:r>
+    </w:p>
+    <w:p>
+      <w:pPr>
+        <w:pStyle w:val="ListParagraph"/>
+        <w:numPr>
+          <w:ilvl w:val="1"/>
+          <w:numId w:val="1"/>
+        </w:numPr>
+        <w:rPr>
+          <w:rFonts w:asciiTheme="majorHAnsi" w:hAnsiTheme="majorHAnsi"/>
+        </w:rPr>
+      </w:pPr>
+      <w:r>
+        <w:rPr>
+          <w:rFonts w:asciiTheme="majorHAnsi" w:hAnsiTheme="majorHAnsi"/>
+        </w:rPr>
+        <w:t>Data Text Preprocessing</w:t>
+      </w:r>
+      <w:r>
+        <w:rPr>
+          <w:rFonts w:asciiTheme="majorHAnsi" w:hAnsiTheme="majorHAnsi"/>
+        </w:rPr>
+        <w:t xml:space="preserve"> (</w:t>
+      </w:r>
+      <w:r>
+        <w:rPr>
+          <w:rFonts w:asciiTheme="majorHAnsi" w:hAnsiTheme="majorHAnsi"/>
+        </w:rPr>
+        <w:t>Noise Reduction</w:t>
+      </w:r>
+      <w:r>
+        <w:rPr>
+          <w:rFonts w:asciiTheme="majorHAnsi" w:hAnsiTheme="majorHAnsi"/>
+        </w:rPr>
+        <w:t>)</w:t>
+      </w:r>
+    </w:p>
+    <w:p>
+      <w:pPr>
+        <w:pStyle w:val="ListParagraph"/>
+        <w:numPr>
+          <w:ilvl w:val="2"/>
+          <w:numId w:val="1"/>
+        </w:numPr>
+        <w:rPr>
+          <w:rFonts w:asciiTheme="majorHAnsi" w:hAnsiTheme="majorHAnsi"/>
+        </w:rPr>
+      </w:pPr>
+      <w:r>
+        <w:rPr>
+          <w:rFonts w:asciiTheme="majorHAnsi" w:hAnsiTheme="majorHAnsi"/>
+        </w:rPr>
+        <w:t>Tokenization</w:t>
+      </w:r>
+    </w:p>
+    <w:p>
+      <w:pPr>
+        <w:pStyle w:val="ListParagraph"/>
+        <w:numPr>
+          <w:ilvl w:val="2"/>
+          <w:numId w:val="1"/>
+        </w:numPr>
+        <w:rPr>
+          <w:rFonts w:asciiTheme="majorHAnsi" w:hAnsiTheme="majorHAnsi"/>
+        </w:rPr>
+      </w:pPr>
+      <w:r>
+        <w:rPr>
+          <w:rFonts w:asciiTheme="majorHAnsi" w:hAnsiTheme="majorHAnsi"/>
+        </w:rPr>
+        <w:t>Stopword Removal</w:t>
+      </w:r>
+    </w:p>
+    <w:p>
+      <w:pPr>
+        <w:pStyle w:val="ListParagraph"/>
+        <w:numPr>
+          <w:ilvl w:val="2"/>
+          <w:numId w:val="1"/>
+        </w:numPr>
+        <w:rPr>
+          <w:rFonts w:asciiTheme="majorHAnsi" w:hAnsiTheme="majorHAnsi"/>
+        </w:rPr>
+      </w:pPr>
+      <w:r>
+        <w:rPr>
+          <w:rFonts w:asciiTheme="majorHAnsi" w:hAnsiTheme="majorHAnsi"/>
+        </w:rPr>
+        <w:t>Lemmatization</w:t>
+      </w:r>
+      <w:r>
+        <w:rPr>
+          <w:rFonts w:asciiTheme="majorHAnsi" w:hAnsiTheme="majorHAnsi"/>
+        </w:rPr>
+        <w:t>/</w:t>
+      </w:r>
+      <w:r>
+        <w:rPr>
+          <w:rFonts w:asciiTheme="majorHAnsi" w:hAnsiTheme="majorHAnsi"/>
+        </w:rPr>
+        <w:t>Stemming</w:t>
+      </w:r>
+      <w:r>
+        <w:rPr>
+          <w:rFonts w:asciiTheme="majorHAnsi" w:hAnsiTheme="majorHAnsi"/>
+        </w:rPr>
+        <w:t xml:space="preserve"> (</w:t>
+      </w:r>
+      <w:r>
+        <w:rPr>
+          <w:rFonts w:asciiTheme="majorHAnsi" w:hAnsiTheme="majorHAnsi"/>
+        </w:rPr>
+        <w:t>Normalization</w:t>
+      </w:r>
+      <w:r>
+        <w:rPr>
+          <w:rFonts w:asciiTheme="majorHAnsi" w:hAnsiTheme="majorHAnsi"/>
+        </w:rPr>
+        <w:t>)</w:t>
+      </w:r>
+    </w:p>
+    <w:p>
+      <w:pPr>
+        <w:pStyle w:val="ListParagraph"/>
+        <w:numPr>
           <w:ilvl w:val="0"/>
           <w:numId w:val="1"/>
         </w:numPr>
@@ -1024,55 +1552,7 @@
         <w:rPr>
           <w:rFonts w:asciiTheme="majorHAnsi" w:hAnsiTheme="majorHAnsi"/>
         </w:rPr>
-        <w:t>Environment Setup and library installation</w:t>
-      </w:r>
-      <w:r>
-        <w:rPr>
-          <w:rFonts w:asciiTheme="majorHAnsi" w:hAnsiTheme="majorHAnsi"/>
-        </w:rPr>
-        <w:t xml:space="preserve"> (IDE Setup)</w:t>
-      </w:r>
-    </w:p>
-    <w:p>
-      <w:pPr>
-        <w:pStyle w:val="ListParagraph"/>
-        <w:numPr>
-          <w:ilvl w:val="0"/>
-          <w:numId w:val="1"/>
-        </w:numPr>
-        <w:rPr>
-          <w:rFonts w:asciiTheme="majorHAnsi" w:hAnsiTheme="majorHAnsi"/>
-        </w:rPr>
-      </w:pPr>
-      <w:r>
-        <w:rPr>
-          <w:rFonts w:asciiTheme="majorHAnsi" w:hAnsiTheme="majorHAnsi"/>
-        </w:rPr>
-        <w:t xml:space="preserve">Data </w:t>
-      </w:r>
-      <w:r>
-        <w:rPr>
-          <w:rFonts w:asciiTheme="majorHAnsi" w:hAnsiTheme="majorHAnsi"/>
-        </w:rPr>
-        <w:t>Loading</w:t>
-      </w:r>
-      <w:r>
-        <w:rPr>
-          <w:rFonts w:asciiTheme="majorHAnsi" w:hAnsiTheme="majorHAnsi"/>
-        </w:rPr>
-        <w:t xml:space="preserve"> and Visualization (</w:t>
-      </w:r>
-      <w:r>
-        <w:rPr>
-          <w:rFonts w:asciiTheme="majorHAnsi" w:hAnsiTheme="majorHAnsi"/>
-        </w:rPr>
-        <w:t xml:space="preserve">Data </w:t>
-      </w:r>
-      <w:r>
-        <w:rPr>
-          <w:rFonts w:asciiTheme="majorHAnsi" w:hAnsiTheme="majorHAnsi"/>
-        </w:rPr>
-        <w:t>Understanding)</w:t>
+        <w:t>Feature Engineering</w:t>
       </w:r>
     </w:p>
     <w:p>
@@ -1090,7 +1570,55 @@
         <w:rPr>
           <w:rFonts w:asciiTheme="majorHAnsi" w:hAnsiTheme="majorHAnsi"/>
         </w:rPr>
-        <w:t>Analyzing variable types and characteristics</w:t>
+        <w:t>Label Encoding</w:t>
+      </w:r>
+      <w:r>
+        <w:rPr>
+          <w:rFonts w:asciiTheme="majorHAnsi" w:hAnsiTheme="majorHAnsi"/>
+        </w:rPr>
+        <w:t xml:space="preserve"> to </w:t>
+      </w:r>
+      <w:r>
+        <w:rPr>
+          <w:rFonts w:asciiTheme="majorHAnsi" w:hAnsiTheme="majorHAnsi"/>
+        </w:rPr>
+        <w:t>convert categorical labels (text labels) into numerical</w:t>
+      </w:r>
+    </w:p>
+    <w:p>
+      <w:pPr>
+        <w:pStyle w:val="ListParagraph"/>
+        <w:numPr>
+          <w:ilvl w:val="2"/>
+          <w:numId w:val="1"/>
+        </w:numPr>
+        <w:rPr>
+          <w:rFonts w:asciiTheme="majorHAnsi" w:hAnsiTheme="majorHAnsi"/>
+        </w:rPr>
+      </w:pPr>
+      <w:r>
+        <w:rPr>
+          <w:rFonts w:asciiTheme="majorHAnsi" w:hAnsiTheme="majorHAnsi"/>
+        </w:rPr>
+        <w:t>INPUT (Before Encoding)</w:t>
+      </w:r>
+    </w:p>
+    <w:p>
+      <w:pPr>
+        <w:pStyle w:val="ListParagraph"/>
+        <w:numPr>
+          <w:ilvl w:val="2"/>
+          <w:numId w:val="1"/>
+        </w:numPr>
+        <w:rPr>
+          <w:rFonts w:asciiTheme="majorHAnsi" w:hAnsiTheme="majorHAnsi"/>
+        </w:rPr>
+      </w:pPr>
+      <w:r>
+        <w:rPr>
+          <w:rFonts w:asciiTheme="majorHAnsi" w:hAnsiTheme="majorHAnsi"/>
+        </w:rPr>
+        <w:t>OUTPUT (After Encoding)</w:t>
       </w:r>
     </w:p>
     <w:p>
@@ -1108,572 +1636,8 @@
         <w:rPr>
           <w:rFonts w:asciiTheme="majorHAnsi" w:hAnsiTheme="majorHAnsi"/>
         </w:rPr>
-        <w:t>Understanding data structure and relationships</w:t>
-      </w:r>
-    </w:p>
-    <w:p>
-      <w:pPr>
-        <w:pStyle w:val="ListParagraph"/>
-        <w:numPr>
-          <w:ilvl w:val="1"/>
-          <w:numId w:val="1"/>
-        </w:numPr>
-        <w:rPr>
-          <w:rFonts w:asciiTheme="majorHAnsi" w:hAnsiTheme="majorHAnsi"/>
-        </w:rPr>
-      </w:pPr>
-      <w:r>
-        <w:rPr>
-          <w:rFonts w:asciiTheme="majorHAnsi" w:hAnsiTheme="majorHAnsi"/>
-        </w:rPr>
-        <w:t>Assessing data quality and completeness</w:t>
-      </w:r>
-    </w:p>
-    <w:p>
-      <w:pPr>
-        <w:pStyle w:val="ListParagraph"/>
-        <w:numPr>
-          <w:ilvl w:val="0"/>
-          <w:numId w:val="1"/>
-        </w:numPr>
-        <w:rPr>
-          <w:rFonts w:asciiTheme="majorHAnsi" w:hAnsiTheme="majorHAnsi"/>
-        </w:rPr>
-      </w:pPr>
-      <w:r>
-        <w:rPr>
-          <w:rFonts w:asciiTheme="majorHAnsi" w:hAnsiTheme="majorHAnsi"/>
-        </w:rPr>
-        <w:t>Data Preparation</w:t>
-      </w:r>
-      <w:r>
-        <w:rPr>
-          <w:rFonts w:asciiTheme="majorHAnsi" w:hAnsiTheme="majorHAnsi"/>
-        </w:rPr>
-        <w:t xml:space="preserve"> </w:t>
-      </w:r>
-      <w:r>
-        <w:rPr>
-          <w:rFonts w:asciiTheme="majorHAnsi" w:hAnsiTheme="majorHAnsi"/>
-        </w:rPr>
-        <w:t>(P</w:t>
-      </w:r>
-      <w:r>
-        <w:rPr>
-          <w:rFonts w:asciiTheme="majorHAnsi" w:hAnsiTheme="majorHAnsi"/>
-        </w:rPr>
-        <w:t xml:space="preserve">reparing </w:t>
-      </w:r>
-      <w:r>
-        <w:rPr>
-          <w:rFonts w:asciiTheme="majorHAnsi" w:hAnsiTheme="majorHAnsi"/>
-        </w:rPr>
-        <w:t>R</w:t>
-      </w:r>
-      <w:r>
-        <w:rPr>
-          <w:rFonts w:asciiTheme="majorHAnsi" w:hAnsiTheme="majorHAnsi"/>
-        </w:rPr>
-        <w:t xml:space="preserve">aw </w:t>
-      </w:r>
-      <w:r>
-        <w:rPr>
-          <w:rFonts w:asciiTheme="majorHAnsi" w:hAnsiTheme="majorHAnsi"/>
-        </w:rPr>
-        <w:t>T</w:t>
-      </w:r>
-      <w:r>
-        <w:rPr>
-          <w:rFonts w:asciiTheme="majorHAnsi" w:hAnsiTheme="majorHAnsi"/>
-        </w:rPr>
-        <w:t xml:space="preserve">ext </w:t>
-      </w:r>
-      <w:r>
-        <w:rPr>
-          <w:rFonts w:asciiTheme="majorHAnsi" w:hAnsiTheme="majorHAnsi"/>
-        </w:rPr>
-        <w:t>Data</w:t>
-      </w:r>
-      <w:r>
-        <w:rPr>
-          <w:rFonts w:asciiTheme="majorHAnsi" w:hAnsiTheme="majorHAnsi"/>
-        </w:rPr>
-        <w:t>)</w:t>
-      </w:r>
-    </w:p>
-    <w:p>
-      <w:pPr>
-        <w:pStyle w:val="ListParagraph"/>
-        <w:numPr>
-          <w:ilvl w:val="1"/>
-          <w:numId w:val="1"/>
-        </w:numPr>
-        <w:rPr>
-          <w:rFonts w:asciiTheme="majorHAnsi" w:hAnsiTheme="majorHAnsi"/>
-        </w:rPr>
-      </w:pPr>
-      <w:r>
-        <w:rPr>
-          <w:rFonts w:asciiTheme="majorHAnsi" w:hAnsiTheme="majorHAnsi"/>
-        </w:rPr>
-        <w:t>Data Text Cleaning</w:t>
-      </w:r>
-      <w:r>
-        <w:rPr>
-          <w:rFonts w:asciiTheme="majorHAnsi" w:hAnsiTheme="majorHAnsi"/>
-        </w:rPr>
-        <w:t xml:space="preserve"> (</w:t>
-      </w:r>
-      <w:r>
-        <w:rPr>
-          <w:rFonts w:asciiTheme="majorHAnsi" w:hAnsiTheme="majorHAnsi"/>
-        </w:rPr>
-        <w:t>Noise Reduction</w:t>
-      </w:r>
-      <w:r>
-        <w:rPr>
-          <w:rFonts w:asciiTheme="majorHAnsi" w:hAnsiTheme="majorHAnsi"/>
-        </w:rPr>
-        <w:t>)</w:t>
-      </w:r>
-    </w:p>
-    <w:p>
-      <w:pPr>
-        <w:pStyle w:val="ListParagraph"/>
-        <w:numPr>
-          <w:ilvl w:val="2"/>
-          <w:numId w:val="1"/>
-        </w:numPr>
-        <w:rPr>
-          <w:rFonts w:asciiTheme="majorHAnsi" w:hAnsiTheme="majorHAnsi"/>
-        </w:rPr>
-      </w:pPr>
-      <w:r>
-        <w:rPr>
-          <w:rFonts w:asciiTheme="majorHAnsi" w:hAnsiTheme="majorHAnsi"/>
-        </w:rPr>
-        <w:t>Converting to lowercase</w:t>
-      </w:r>
-      <w:r>
-        <w:rPr>
-          <w:rFonts w:asciiTheme="majorHAnsi" w:hAnsiTheme="majorHAnsi"/>
-        </w:rPr>
-        <w:t>.</w:t>
-      </w:r>
-    </w:p>
-    <w:p>
-      <w:pPr>
-        <w:pStyle w:val="ListParagraph"/>
-        <w:numPr>
-          <w:ilvl w:val="2"/>
-          <w:numId w:val="1"/>
-        </w:numPr>
-        <w:rPr>
-          <w:rFonts w:asciiTheme="majorHAnsi" w:hAnsiTheme="majorHAnsi"/>
-        </w:rPr>
-      </w:pPr>
-      <w:r>
-        <w:rPr>
-          <w:rFonts w:asciiTheme="majorHAnsi" w:hAnsiTheme="majorHAnsi"/>
-        </w:rPr>
-        <w:t>Removing HTML tags.</w:t>
-      </w:r>
-    </w:p>
-    <w:p>
-      <w:pPr>
-        <w:pStyle w:val="ListParagraph"/>
-        <w:numPr>
-          <w:ilvl w:val="2"/>
-          <w:numId w:val="1"/>
-        </w:numPr>
-        <w:rPr>
-          <w:rFonts w:asciiTheme="majorHAnsi" w:hAnsiTheme="majorHAnsi"/>
-        </w:rPr>
-      </w:pPr>
-      <w:r>
-        <w:rPr>
-          <w:rFonts w:asciiTheme="majorHAnsi" w:hAnsiTheme="majorHAnsi"/>
-        </w:rPr>
-        <w:t>Removing URLs.</w:t>
-      </w:r>
-    </w:p>
-    <w:p>
-      <w:pPr>
-        <w:pStyle w:val="ListParagraph"/>
-        <w:numPr>
-          <w:ilvl w:val="2"/>
-          <w:numId w:val="1"/>
-        </w:numPr>
-        <w:rPr>
-          <w:rFonts w:asciiTheme="majorHAnsi" w:hAnsiTheme="majorHAnsi"/>
-        </w:rPr>
-      </w:pPr>
-      <w:r>
-        <w:rPr>
-          <w:rFonts w:asciiTheme="majorHAnsi" w:hAnsiTheme="majorHAnsi"/>
-        </w:rPr>
-        <w:t>Removing punctuation.</w:t>
-      </w:r>
-    </w:p>
-    <w:p>
-      <w:pPr>
-        <w:pStyle w:val="ListParagraph"/>
-        <w:numPr>
-          <w:ilvl w:val="2"/>
-          <w:numId w:val="1"/>
-        </w:numPr>
-        <w:rPr>
-          <w:rFonts w:asciiTheme="majorHAnsi" w:hAnsiTheme="majorHAnsi"/>
-        </w:rPr>
-      </w:pPr>
-      <w:r>
-        <w:rPr>
-          <w:rFonts w:asciiTheme="majorHAnsi" w:hAnsiTheme="majorHAnsi"/>
-        </w:rPr>
-        <w:t>Removing remove non-word and non-whitespace characters</w:t>
-      </w:r>
-    </w:p>
-    <w:p>
-      <w:pPr>
-        <w:pStyle w:val="ListParagraph"/>
-        <w:numPr>
-          <w:ilvl w:val="2"/>
-          <w:numId w:val="1"/>
-        </w:numPr>
-        <w:rPr>
-          <w:rFonts w:asciiTheme="majorHAnsi" w:hAnsiTheme="majorHAnsi"/>
-        </w:rPr>
-      </w:pPr>
-      <w:r>
-        <w:rPr>
-          <w:rFonts w:asciiTheme="majorHAnsi" w:hAnsiTheme="majorHAnsi"/>
-        </w:rPr>
-        <w:t>Chat Words Treatment.</w:t>
-      </w:r>
-    </w:p>
-    <w:p>
-      <w:pPr>
-        <w:pStyle w:val="ListParagraph"/>
-        <w:numPr>
-          <w:ilvl w:val="2"/>
-          <w:numId w:val="1"/>
-        </w:numPr>
-        <w:rPr>
-          <w:rFonts w:asciiTheme="majorHAnsi" w:hAnsiTheme="majorHAnsi"/>
-        </w:rPr>
-      </w:pPr>
-      <w:r>
-        <w:rPr>
-          <w:rFonts w:asciiTheme="majorHAnsi" w:hAnsiTheme="majorHAnsi"/>
-        </w:rPr>
-        <w:t>Handling Emojis</w:t>
-      </w:r>
-    </w:p>
-    <w:p>
-      <w:pPr>
-        <w:pStyle w:val="ListParagraph"/>
-        <w:numPr>
-          <w:ilvl w:val="2"/>
-          <w:numId w:val="1"/>
-        </w:numPr>
-        <w:rPr>
-          <w:rFonts w:asciiTheme="majorHAnsi" w:hAnsiTheme="majorHAnsi"/>
-        </w:rPr>
-      </w:pPr>
-      <w:r>
-        <w:rPr>
-          <w:rFonts w:asciiTheme="majorHAnsi" w:hAnsiTheme="majorHAnsi"/>
-        </w:rPr>
-        <w:t>Spelling Correction.</w:t>
-      </w:r>
-    </w:p>
-    <w:p>
-      <w:pPr>
-        <w:pStyle w:val="ListParagraph"/>
-        <w:numPr>
-          <w:ilvl w:val="2"/>
-          <w:numId w:val="1"/>
-        </w:numPr>
-        <w:rPr>
-          <w:rFonts w:asciiTheme="majorHAnsi" w:hAnsiTheme="majorHAnsi"/>
-        </w:rPr>
-      </w:pPr>
-      <w:r>
-        <w:rPr>
-          <w:rFonts w:asciiTheme="majorHAnsi" w:hAnsiTheme="majorHAnsi"/>
-        </w:rPr>
-        <w:t>Removing digits</w:t>
-      </w:r>
-    </w:p>
-    <w:p>
-      <w:pPr>
-        <w:pStyle w:val="ListParagraph"/>
-        <w:numPr>
-          <w:ilvl w:val="2"/>
-          <w:numId w:val="1"/>
-        </w:numPr>
-        <w:rPr>
-          <w:rFonts w:asciiTheme="majorHAnsi" w:hAnsiTheme="majorHAnsi"/>
-        </w:rPr>
-      </w:pPr>
-      <w:r>
-        <w:rPr>
-          <w:rFonts w:asciiTheme="majorHAnsi" w:hAnsiTheme="majorHAnsi"/>
-        </w:rPr>
-        <w:t>Handling ChatWords</w:t>
-      </w:r>
-      <w:r>
-        <w:rPr>
-          <w:rFonts w:asciiTheme="majorHAnsi" w:hAnsiTheme="majorHAnsi"/>
-        </w:rPr>
-        <w:t xml:space="preserve"> (</w:t>
-      </w:r>
-      <w:r>
-        <w:rPr>
-          <w:rFonts w:asciiTheme="majorHAnsi" w:hAnsiTheme="majorHAnsi"/>
-        </w:rPr>
-        <w:t xml:space="preserve">Dimensionality Reduction </w:t>
-      </w:r>
-      <w:r>
-        <w:rPr>
-          <w:rFonts w:asciiTheme="majorHAnsi" w:hAnsiTheme="majorHAnsi"/>
-        </w:rPr>
-        <w:t>)</w:t>
-      </w:r>
-    </w:p>
-    <w:p>
-      <w:pPr>
-        <w:pStyle w:val="ListParagraph"/>
-        <w:numPr>
-          <w:ilvl w:val="1"/>
-          <w:numId w:val="1"/>
-        </w:numPr>
-        <w:rPr>
-          <w:rFonts w:asciiTheme="majorHAnsi" w:hAnsiTheme="majorHAnsi"/>
-        </w:rPr>
-      </w:pPr>
-      <w:r>
-        <w:rPr>
-          <w:rFonts w:asciiTheme="majorHAnsi" w:hAnsiTheme="majorHAnsi"/>
-        </w:rPr>
-        <w:t>Data Text Preprocessing</w:t>
-      </w:r>
-      <w:r>
-        <w:rPr>
-          <w:rFonts w:asciiTheme="majorHAnsi" w:hAnsiTheme="majorHAnsi"/>
-        </w:rPr>
-        <w:t xml:space="preserve"> (</w:t>
-      </w:r>
-      <w:r>
-        <w:rPr>
-          <w:rFonts w:asciiTheme="majorHAnsi" w:hAnsiTheme="majorHAnsi"/>
-        </w:rPr>
-        <w:t>Noise Reduction</w:t>
-      </w:r>
-      <w:r>
-        <w:rPr>
-          <w:rFonts w:asciiTheme="majorHAnsi" w:hAnsiTheme="majorHAnsi"/>
-        </w:rPr>
-        <w:t>)</w:t>
-      </w:r>
-    </w:p>
-    <w:p>
-      <w:pPr>
-        <w:pStyle w:val="ListParagraph"/>
-        <w:numPr>
-          <w:ilvl w:val="2"/>
-          <w:numId w:val="1"/>
-        </w:numPr>
-        <w:rPr>
-          <w:rFonts w:asciiTheme="majorHAnsi" w:hAnsiTheme="majorHAnsi"/>
-        </w:rPr>
-      </w:pPr>
-      <w:r>
-        <w:rPr>
-          <w:rFonts w:asciiTheme="majorHAnsi" w:hAnsiTheme="majorHAnsi"/>
-        </w:rPr>
-        <w:t>Tokenization</w:t>
-      </w:r>
-    </w:p>
-    <w:p>
-      <w:pPr>
-        <w:pStyle w:val="ListParagraph"/>
-        <w:numPr>
-          <w:ilvl w:val="2"/>
-          <w:numId w:val="1"/>
-        </w:numPr>
-        <w:rPr>
-          <w:rFonts w:asciiTheme="majorHAnsi" w:hAnsiTheme="majorHAnsi"/>
-        </w:rPr>
-      </w:pPr>
-      <w:r>
-        <w:rPr>
-          <w:rFonts w:asciiTheme="majorHAnsi" w:hAnsiTheme="majorHAnsi"/>
-        </w:rPr>
-        <w:t>Stopword Removal</w:t>
-      </w:r>
-    </w:p>
-    <w:p>
-      <w:pPr>
-        <w:pStyle w:val="ListParagraph"/>
-        <w:numPr>
-          <w:ilvl w:val="2"/>
-          <w:numId w:val="1"/>
-        </w:numPr>
-        <w:rPr>
-          <w:rFonts w:asciiTheme="majorHAnsi" w:hAnsiTheme="majorHAnsi"/>
-        </w:rPr>
-      </w:pPr>
-      <w:r>
-        <w:rPr>
-          <w:rFonts w:asciiTheme="majorHAnsi" w:hAnsiTheme="majorHAnsi"/>
-        </w:rPr>
-        <w:t>Lemmatization</w:t>
-      </w:r>
-      <w:r>
-        <w:rPr>
-          <w:rFonts w:asciiTheme="majorHAnsi" w:hAnsiTheme="majorHAnsi"/>
-        </w:rPr>
-        <w:t>/</w:t>
-      </w:r>
-      <w:r>
-        <w:rPr>
-          <w:rFonts w:asciiTheme="majorHAnsi" w:hAnsiTheme="majorHAnsi"/>
-        </w:rPr>
-        <w:t>Stemming</w:t>
-      </w:r>
-      <w:r>
-        <w:rPr>
-          <w:rFonts w:asciiTheme="majorHAnsi" w:hAnsiTheme="majorHAnsi"/>
-        </w:rPr>
-        <w:t xml:space="preserve"> (</w:t>
-      </w:r>
-      <w:r>
-        <w:rPr>
-          <w:rFonts w:asciiTheme="majorHAnsi" w:hAnsiTheme="majorHAnsi"/>
-        </w:rPr>
-        <w:t>Normalization</w:t>
-      </w:r>
-      <w:r>
-        <w:rPr>
-          <w:rFonts w:asciiTheme="majorHAnsi" w:hAnsiTheme="majorHAnsi"/>
-        </w:rPr>
-        <w:t>)</w:t>
-      </w:r>
-    </w:p>
-    <w:p>
-      <w:pPr>
-        <w:pStyle w:val="ListParagraph"/>
-        <w:numPr>
-          <w:ilvl w:val="0"/>
-          <w:numId w:val="1"/>
-        </w:numPr>
-        <w:rPr>
-          <w:rFonts w:asciiTheme="majorHAnsi" w:hAnsiTheme="majorHAnsi"/>
-        </w:rPr>
-      </w:pPr>
-      <w:r>
-        <w:rPr>
-          <w:rFonts w:asciiTheme="majorHAnsi" w:hAnsiTheme="majorHAnsi"/>
-        </w:rPr>
-        <w:t>Feature Engineering</w:t>
-      </w:r>
-    </w:p>
-    <w:p>
-      <w:pPr>
-        <w:pStyle w:val="ListParagraph"/>
-        <w:numPr>
-          <w:ilvl w:val="1"/>
-          <w:numId w:val="1"/>
-        </w:numPr>
-        <w:rPr>
-          <w:rFonts w:asciiTheme="majorHAnsi" w:hAnsiTheme="majorHAnsi"/>
-        </w:rPr>
-      </w:pPr>
-      <w:r>
-        <w:rPr>
-          <w:rFonts w:asciiTheme="majorHAnsi" w:hAnsiTheme="majorHAnsi"/>
-        </w:rPr>
-        <w:t>Label Encoding</w:t>
-      </w:r>
-      <w:r>
-        <w:rPr>
-          <w:rFonts w:asciiTheme="majorHAnsi" w:hAnsiTheme="majorHAnsi"/>
-        </w:rPr>
-        <w:t xml:space="preserve"> to </w:t>
-      </w:r>
-      <w:r>
-        <w:rPr>
-          <w:rFonts w:asciiTheme="majorHAnsi" w:hAnsiTheme="majorHAnsi"/>
-        </w:rPr>
-        <w:t>convert categorical labels (text labels) into numerical</w:t>
-      </w:r>
-    </w:p>
-    <w:p>
-      <w:pPr>
-        <w:pStyle w:val="ListParagraph"/>
-        <w:numPr>
-          <w:ilvl w:val="2"/>
-          <w:numId w:val="1"/>
-        </w:numPr>
-        <w:rPr>
-          <w:rFonts w:asciiTheme="majorHAnsi" w:hAnsiTheme="majorHAnsi"/>
-        </w:rPr>
-      </w:pPr>
-      <w:r>
-        <w:rPr>
-          <w:rFonts w:asciiTheme="majorHAnsi" w:hAnsiTheme="majorHAnsi"/>
-        </w:rPr>
-        <w:t>INPUT (Before Encoding)</w:t>
-      </w:r>
-    </w:p>
-    <w:p>
-      <w:pPr>
-        <w:pStyle w:val="ListParagraph"/>
-        <w:numPr>
-          <w:ilvl w:val="2"/>
-          <w:numId w:val="1"/>
-        </w:numPr>
-        <w:rPr>
-          <w:rFonts w:asciiTheme="majorHAnsi" w:hAnsiTheme="majorHAnsi"/>
-        </w:rPr>
-      </w:pPr>
-      <w:r>
-        <w:rPr>
-          <w:rFonts w:asciiTheme="majorHAnsi" w:hAnsiTheme="majorHAnsi"/>
-        </w:rPr>
-        <w:t>OUTPUT (After Encoding)</w:t>
-      </w:r>
-    </w:p>
-    <w:p>
-      <w:pPr>
-        <w:pStyle w:val="ListParagraph"/>
-        <w:numPr>
-          <w:ilvl w:val="1"/>
-          <w:numId w:val="1"/>
-        </w:numPr>
-        <w:rPr>
-          <w:rFonts w:asciiTheme="majorHAnsi" w:hAnsiTheme="majorHAnsi"/>
-        </w:rPr>
-      </w:pPr>
-      <w:r>
-        <w:rPr>
-          <w:rFonts w:asciiTheme="majorHAnsi" w:hAnsiTheme="majorHAnsi"/>
-        </w:rPr>
         <w:lastRenderedPageBreak/>
-        <w:t>Feature Extraction</w:t>
-      </w:r>
-      <w:r>
-        <w:rPr>
-          <w:rFonts w:asciiTheme="majorHAnsi" w:hAnsiTheme="majorHAnsi"/>
-        </w:rPr>
-        <w:t xml:space="preserve"> (</w:t>
-      </w:r>
-      <w:r>
-        <w:rPr>
-          <w:rFonts w:asciiTheme="majorHAnsi" w:hAnsiTheme="majorHAnsi"/>
-        </w:rPr>
-        <w:t xml:space="preserve">word frequencies, n-grams, </w:t>
+        <w:t xml:space="preserve">Feature Extraction (word frequencies, n-grams, </w:t>
       </w:r>
       <w:r>
         <w:rPr>
@@ -1691,13 +1655,7 @@
         <w:rPr>
           <w:rFonts w:asciiTheme="majorHAnsi" w:hAnsiTheme="majorHAnsi"/>
         </w:rPr>
-        <w:t>or word embeddings</w:t>
-      </w:r>
-      <w:r>
-        <w:rPr>
-          <w:rFonts w:asciiTheme="majorHAnsi" w:hAnsiTheme="majorHAnsi"/>
-        </w:rPr>
-        <w:t>)</w:t>
+        <w:t>or word embeddings)</w:t>
       </w:r>
       <w:r>
         <w:rPr>

--- a/documents/text_classification_pipeline.docx
+++ b/documents/text_classification_pipeline.docx
@@ -1444,7 +1444,7 @@
         <w:rPr>
           <w:rFonts w:asciiTheme="majorHAnsi" w:hAnsiTheme="majorHAnsi"/>
         </w:rPr>
-        <w:t>Noise Reduction</w:t>
+        <w:t>Feature Preparation</w:t>
       </w:r>
       <w:r>
         <w:rPr>
@@ -1553,6 +1553,30 @@
           <w:rFonts w:asciiTheme="majorHAnsi" w:hAnsiTheme="majorHAnsi"/>
         </w:rPr>
         <w:t>Feature Engineering</w:t>
+      </w:r>
+      <w:r>
+        <w:rPr>
+          <w:rFonts w:asciiTheme="majorHAnsi" w:hAnsiTheme="majorHAnsi"/>
+        </w:rPr>
+        <w:t xml:space="preserve"> </w:t>
+      </w:r>
+      <w:r>
+        <w:rPr>
+          <w:rFonts w:asciiTheme="majorHAnsi" w:hAnsiTheme="majorHAnsi"/>
+        </w:rPr>
+        <w:t>(</w:t>
+      </w:r>
+      <w:r>
+        <w:rPr>
+          <w:rFonts w:asciiTheme="majorHAnsi" w:hAnsiTheme="majorHAnsi"/>
+        </w:rPr>
+        <w:t>Text</w:t>
+      </w:r>
+      <w:r>
+        <w:rPr>
+          <w:rFonts w:asciiTheme="majorHAnsi" w:hAnsiTheme="majorHAnsi"/>
+        </w:rPr>
+        <w:t xml:space="preserve"> Classification)</w:t>
       </w:r>
     </w:p>
     <w:p>
@@ -1687,18 +1711,6 @@
         <w:pStyle w:val="ListParagraph"/>
         <w:numPr>
           <w:ilvl w:val="2"/>
-          <w:numId w:val="1"/>
-        </w:numPr>
-        <w:rPr>
-          <w:rFonts w:asciiTheme="majorHAnsi" w:hAnsiTheme="majorHAnsi"/>
-        </w:rPr>
-      </w:pPr>
-    </w:p>
-    <w:p>
-      <w:pPr>
-        <w:pStyle w:val="ListParagraph"/>
-        <w:numPr>
-          <w:ilvl w:val="1"/>
           <w:numId w:val="1"/>
         </w:numPr>
         <w:rPr>
